--- a/2026/GAEBELER 1949/Entrega de Gabebeler.docx
+++ b/2026/GAEBELER 1949/Entrega de Gabebeler.docx
@@ -1,6 +1,6 @@
 
 <file path=word/document.xml><?xml version="1.0" encoding="utf-8"?>
-<w:document xmlns:wpc="http://schemas.microsoft.com/office/word/2010/wordprocessingCanvas" xmlns:cx="http://schemas.microsoft.com/office/drawing/2014/chartex" xmlns:cx1="http://schemas.microsoft.com/office/drawing/2015/9/8/chartex" xmlns:cx2="http://schemas.microsoft.com/office/drawing/2015/10/21/chartex" xmlns:cx3="http://schemas.microsoft.com/office/drawing/2016/5/9/chartex" xmlns:cx4="http://schemas.microsoft.com/office/drawing/2016/5/10/chartex" xmlns:cx5="http://schemas.microsoft.com/office/drawing/2016/5/11/chartex" xmlns:cx6="http://schemas.microsoft.com/office/drawing/2016/5/12/chartex" xmlns:cx7="http://schemas.microsoft.com/office/drawing/2016/5/13/chartex" xmlns:cx8="http://schemas.microsoft.com/office/drawing/2016/5/14/chartex" xmlns:mc="http://schemas.openxmlformats.org/markup-compatibility/2006" xmlns:aink="http://schemas.microsoft.com/office/drawing/2016/ink" xmlns:am3d="http://schemas.microsoft.com/office/drawing/2017/model3d" xmlns:o="urn:schemas-microsoft-com:office:office" xmlns:r="http://schemas.openxmlformats.org/officeDocument/2006/relationships" xmlns:m="http://schemas.openxmlformats.org/officeDocument/2006/math" xmlns:v="urn:schemas-microsoft-com:vml" xmlns:wp14="http://schemas.microsoft.com/office/word/2010/wordprocessingDrawing" xmlns:wp="http://schemas.openxmlformats.org/drawingml/2006/wordprocessingDrawing" xmlns:w10="urn:schemas-microsoft-com:office:word" xmlns:w="http://schemas.openxmlformats.org/wordprocessingml/2006/main" xmlns:w14="http://schemas.microsoft.com/office/word/2010/wordml" xmlns:w15="http://schemas.microsoft.com/office/word/2012/wordml" xmlns:w16cex="http://schemas.microsoft.com/office/word/2018/wordml/cex" xmlns:w16cid="http://schemas.microsoft.com/office/word/2016/wordml/cid" xmlns:w16="http://schemas.microsoft.com/office/word/2018/wordml" xmlns:w16sdtdh="http://schemas.microsoft.com/office/word/2020/wordml/sdtdatahash" xmlns:w16se="http://schemas.microsoft.com/office/word/2015/wordml/symex" xmlns:wpg="http://schemas.microsoft.com/office/word/2010/wordprocessingGroup" xmlns:wpi="http://schemas.microsoft.com/office/word/2010/wordprocessingInk" xmlns:wne="http://schemas.microsoft.com/office/word/2006/wordml" xmlns:wps="http://schemas.microsoft.com/office/word/2010/wordprocessingShape" mc:Ignorable="w14 w15 w16se w16cid w16 w16cex w16sdtdh wp14">
+<w:document xmlns:wpc="http://schemas.microsoft.com/office/word/2010/wordprocessingCanvas" xmlns:cx="http://schemas.microsoft.com/office/drawing/2014/chartex" xmlns:cx1="http://schemas.microsoft.com/office/drawing/2015/9/8/chartex" xmlns:cx2="http://schemas.microsoft.com/office/drawing/2015/10/21/chartex" xmlns:cx3="http://schemas.microsoft.com/office/drawing/2016/5/9/chartex" xmlns:cx4="http://schemas.microsoft.com/office/drawing/2016/5/10/chartex" xmlns:cx5="http://schemas.microsoft.com/office/drawing/2016/5/11/chartex" xmlns:cx6="http://schemas.microsoft.com/office/drawing/2016/5/12/chartex" xmlns:cx7="http://schemas.microsoft.com/office/drawing/2016/5/13/chartex" xmlns:cx8="http://schemas.microsoft.com/office/drawing/2016/5/14/chartex" xmlns:mc="http://schemas.openxmlformats.org/markup-compatibility/2006" xmlns:aink="http://schemas.microsoft.com/office/drawing/2016/ink" xmlns:am3d="http://schemas.microsoft.com/office/drawing/2017/model3d" xmlns:o="urn:schemas-microsoft-com:office:office" xmlns:oel="http://schemas.microsoft.com/office/2019/extlst" xmlns:r="http://schemas.openxmlformats.org/officeDocument/2006/relationships" xmlns:m="http://schemas.openxmlformats.org/officeDocument/2006/math" xmlns:v="urn:schemas-microsoft-com:vml" xmlns:wp14="http://schemas.microsoft.com/office/word/2010/wordprocessingDrawing" xmlns:wp="http://schemas.openxmlformats.org/drawingml/2006/wordprocessingDrawing" xmlns:w10="urn:schemas-microsoft-com:office:word" xmlns:w="http://schemas.openxmlformats.org/wordprocessingml/2006/main" xmlns:w14="http://schemas.microsoft.com/office/word/2010/wordml" xmlns:w15="http://schemas.microsoft.com/office/word/2012/wordml" xmlns:w16cex="http://schemas.microsoft.com/office/word/2018/wordml/cex" xmlns:w16cid="http://schemas.microsoft.com/office/word/2016/wordml/cid" xmlns:w16="http://schemas.microsoft.com/office/word/2018/wordml" xmlns:w16du="http://schemas.microsoft.com/office/word/2023/wordml/word16du" xmlns:w16sdtdh="http://schemas.microsoft.com/office/word/2020/wordml/sdtdatahash" xmlns:w16sdtfl="http://schemas.microsoft.com/office/word/2024/wordml/sdtformatlock" xmlns:w16se="http://schemas.microsoft.com/office/word/2015/wordml/symex" xmlns:wpg="http://schemas.microsoft.com/office/word/2010/wordprocessingGroup" xmlns:wpi="http://schemas.microsoft.com/office/word/2010/wordprocessingInk" xmlns:wne="http://schemas.microsoft.com/office/word/2006/wordml" xmlns:wps="http://schemas.microsoft.com/office/word/2010/wordprocessingShape" mc:Ignorable="w14 w15 w16se w16cid w16 w16cex w16sdtdh w16sdtfl w16du wp14">
   <w:body>
     <w:p>
       <w:pPr>
@@ -10,33 +10,87 @@
         <w:rPr>
           <w:rStyle w:val="Textoennegrita"/>
         </w:rPr>
-        <w:t>Entrega Edificio Gaebeler</w:t>
-      </w:r>
-    </w:p>
-    <w:p>
-      <w:pPr>
-        <w:pStyle w:val="NormalWeb"/>
-      </w:pPr>
-      <w:r>
-        <w:t>Se hace entrega de las liquidaciones correspondientes, incluyendo los pagos efectuados a Edesur, AySA y seguros.</w:t>
-      </w:r>
-    </w:p>
-    <w:p>
-      <w:pPr>
-        <w:pStyle w:val="NormalWeb"/>
-      </w:pPr>
-      <w:r>
-        <w:t xml:space="preserve">El cierre del mes de febrero arrojó una caja de </w:t>
-      </w:r>
+        <w:t xml:space="preserve">Entrega Edificio </w:t>
+      </w:r>
+      <w:proofErr w:type="spellStart"/>
       <w:r>
         <w:rPr>
           <w:rStyle w:val="Textoennegrita"/>
         </w:rPr>
-        <w:t>$ -2.735.183,96</w:t>
-      </w:r>
-      <w:r>
-        <w:t>.</w:t>
-      </w:r>
+        <w:t>Gaebeler</w:t>
+      </w:r>
+      <w:proofErr w:type="spellEnd"/>
+    </w:p>
+    <w:p>
+      <w:pPr>
+        <w:pStyle w:val="NormalWeb"/>
+      </w:pPr>
+      <w:r>
+        <w:t>Se hace entrega de las liquidaciones correspondientes, incluyendo los pagos efectuados a Edesur, AySA y seguros.</w:t>
+      </w:r>
+    </w:p>
+    <w:p>
+      <w:pPr>
+        <w:pStyle w:val="NormalWeb"/>
+        <w:rPr>
+          <w:b/>
+          <w:bCs/>
+          <w:sz w:val="22"/>
+          <w:szCs w:val="22"/>
+        </w:rPr>
+      </w:pPr>
+      <w:r>
+        <w:t>El cierre del mes de</w:t>
+      </w:r>
+      <w:r>
+        <w:t xml:space="preserve"> Febrero</w:t>
+      </w:r>
+      <w:r>
+        <w:t xml:space="preserve"> arrojó una caja de </w:t>
+      </w:r>
+      <w:r>
+        <w:rPr>
+          <w:rStyle w:val="Textoennegrita"/>
+        </w:rPr>
+        <w:t>$</w:t>
+      </w:r>
+      <w:r>
+        <w:rPr>
+          <w:b/>
+          <w:bCs/>
+        </w:rPr>
+        <w:t>-</w:t>
+      </w:r>
+      <w:r>
+        <w:rPr>
+          <w:b/>
+          <w:bCs/>
+        </w:rPr>
+        <w:t>2.735.183,96</w:t>
+      </w:r>
+      <w:r>
+        <w:rPr>
+          <w:b/>
+          <w:bCs/>
+          <w:sz w:val="22"/>
+          <w:szCs w:val="22"/>
+        </w:rPr>
+        <w:t xml:space="preserve"> </w:t>
+      </w:r>
+      <w:r>
+        <w:rPr>
+          <w:b/>
+          <w:bCs/>
+          <w:sz w:val="22"/>
+          <w:szCs w:val="22"/>
+        </w:rPr>
+        <w:t xml:space="preserve">  </w:t>
+      </w:r>
+    </w:p>
+    <w:p>
+      <w:pPr>
+        <w:pStyle w:val="NormalWeb"/>
+      </w:pPr>
     </w:p>
     <w:p>
       <w:pPr>
@@ -75,34 +129,29 @@
         <w:pStyle w:val="NormalWeb"/>
       </w:pPr>
       <w:r>
-        <w:t>Asimismo, se deja constancia que únicamente se recibió el pago de la unidad 5ª, el cual fue incorrecto, por los siguientes importes:</w:t>
+        <w:t xml:space="preserve">Asimismo, se deja constancia que únicamente se </w:t>
+      </w:r>
+      <w:r>
+        <w:t xml:space="preserve">recibieron ingresos por pago de expensas por: </w:t>
+      </w:r>
+      <w:r>
+        <w:t xml:space="preserve">$1.152.127,29 </w:t>
       </w:r>
     </w:p>
     <w:p>
       <w:pPr>
         <w:pStyle w:val="NormalWeb"/>
-        <w:numPr>
-          <w:ilvl w:val="0"/>
-          <w:numId w:val="2"/>
-        </w:numPr>
-      </w:pPr>
-      <w:r>
-        <w:t>$ 2.876,57</w:t>
-      </w:r>
+      </w:pPr>
     </w:p>
     <w:p>
       <w:pPr>
-        <w:pStyle w:val="NormalWeb"/>
-        <w:numPr>
-          <w:ilvl w:val="0"/>
-          <w:numId w:val="2"/>
-        </w:numPr>
-      </w:pPr>
-      <w:r>
-        <w:t>$ 4.943,50</w:t>
-      </w:r>
+        <w:rPr>
+          <w:sz w:val="20"/>
+          <w:szCs w:val="20"/>
+          <w:u w:val="single"/>
+        </w:rPr>
+      </w:pPr>
     </w:p>
-    <w:p/>
     <w:p>
       <w:pPr>
         <w:rPr>
@@ -110,6 +159,8 @@
           <w:bCs/>
           <w:i/>
           <w:iCs/>
+          <w:sz w:val="20"/>
+          <w:szCs w:val="20"/>
           <w:u w:val="single"/>
         </w:rPr>
       </w:pPr>
@@ -119,29 +170,34 @@
           <w:bCs/>
           <w:i/>
           <w:iCs/>
+          <w:sz w:val="20"/>
+          <w:szCs w:val="20"/>
           <w:u w:val="single"/>
         </w:rPr>
         <w:t>Caja total: $</w:t>
       </w:r>
       <w:r>
         <w:rPr>
-          <w:b/>
-          <w:bCs/>
-          <w:i/>
-          <w:iCs/>
+          <w:rStyle w:val="Textoennegrita"/>
+          <w:b w:val="0"/>
+          <w:bCs w:val="0"/>
+          <w:sz w:val="20"/>
+          <w:szCs w:val="20"/>
           <w:u w:val="single"/>
         </w:rPr>
         <w:t>-</w:t>
       </w:r>
       <w:r>
         <w:rPr>
+          <w:rFonts w:ascii="Times New Roman" w:eastAsia="Times New Roman" w:hAnsi="Times New Roman" w:cs="Times New Roman"/>
           <w:b/>
           <w:bCs/>
-          <w:i/>
-          <w:iCs/>
+          <w:sz w:val="20"/>
+          <w:szCs w:val="20"/>
           <w:u w:val="single"/>
+          <w:lang w:eastAsia="es-AR"/>
         </w:rPr>
-        <w:t>3.276.925,85</w:t>
+        <w:t>2.132.618,63</w:t>
       </w:r>
     </w:p>
     <w:sectPr>
@@ -155,7 +211,7 @@
 </file>
 
 <file path=word/numbering.xml><?xml version="1.0" encoding="utf-8"?>
-<w:numbering xmlns:wpc="http://schemas.microsoft.com/office/word/2010/wordprocessingCanvas" xmlns:cx="http://schemas.microsoft.com/office/drawing/2014/chartex" xmlns:cx1="http://schemas.microsoft.com/office/drawing/2015/9/8/chartex" xmlns:cx2="http://schemas.microsoft.com/office/drawing/2015/10/21/chartex" xmlns:cx3="http://schemas.microsoft.com/office/drawing/2016/5/9/chartex" xmlns:cx4="http://schemas.microsoft.com/office/drawing/2016/5/10/chartex" xmlns:cx5="http://schemas.microsoft.com/office/drawing/2016/5/11/chartex" xmlns:cx6="http://schemas.microsoft.com/office/drawing/2016/5/12/chartex" xmlns:cx7="http://schemas.microsoft.com/office/drawing/2016/5/13/chartex" xmlns:cx8="http://schemas.microsoft.com/office/drawing/2016/5/14/chartex" xmlns:mc="http://schemas.openxmlformats.org/markup-compatibility/2006" xmlns:aink="http://schemas.microsoft.com/office/drawing/2016/ink" xmlns:am3d="http://schemas.microsoft.com/office/drawing/2017/model3d" xmlns:o="urn:schemas-microsoft-com:office:office" xmlns:r="http://schemas.openxmlformats.org/officeDocument/2006/relationships" xmlns:m="http://schemas.openxmlformats.org/officeDocument/2006/math" xmlns:v="urn:schemas-microsoft-com:vml" xmlns:wp14="http://schemas.microsoft.com/office/word/2010/wordprocessingDrawing" xmlns:wp="http://schemas.openxmlformats.org/drawingml/2006/wordprocessingDrawing" xmlns:w10="urn:schemas-microsoft-com:office:word" xmlns:w="http://schemas.openxmlformats.org/wordprocessingml/2006/main" xmlns:w14="http://schemas.microsoft.com/office/word/2010/wordml" xmlns:w15="http://schemas.microsoft.com/office/word/2012/wordml" xmlns:w16cex="http://schemas.microsoft.com/office/word/2018/wordml/cex" xmlns:w16cid="http://schemas.microsoft.com/office/word/2016/wordml/cid" xmlns:w16="http://schemas.microsoft.com/office/word/2018/wordml" xmlns:w16sdtdh="http://schemas.microsoft.com/office/word/2020/wordml/sdtdatahash" xmlns:w16se="http://schemas.microsoft.com/office/word/2015/wordml/symex" xmlns:wpg="http://schemas.microsoft.com/office/word/2010/wordprocessingGroup" xmlns:wpi="http://schemas.microsoft.com/office/word/2010/wordprocessingInk" xmlns:wne="http://schemas.microsoft.com/office/word/2006/wordml" xmlns:wps="http://schemas.microsoft.com/office/word/2010/wordprocessingShape" mc:Ignorable="w14 w15 w16se w16cid w16 w16cex w16sdtdh wp14">
+<w:numbering xmlns:wpc="http://schemas.microsoft.com/office/word/2010/wordprocessingCanvas" xmlns:cx="http://schemas.microsoft.com/office/drawing/2014/chartex" xmlns:cx1="http://schemas.microsoft.com/office/drawing/2015/9/8/chartex" xmlns:cx2="http://schemas.microsoft.com/office/drawing/2015/10/21/chartex" xmlns:cx3="http://schemas.microsoft.com/office/drawing/2016/5/9/chartex" xmlns:cx4="http://schemas.microsoft.com/office/drawing/2016/5/10/chartex" xmlns:cx5="http://schemas.microsoft.com/office/drawing/2016/5/11/chartex" xmlns:cx6="http://schemas.microsoft.com/office/drawing/2016/5/12/chartex" xmlns:cx7="http://schemas.microsoft.com/office/drawing/2016/5/13/chartex" xmlns:cx8="http://schemas.microsoft.com/office/drawing/2016/5/14/chartex" xmlns:mc="http://schemas.openxmlformats.org/markup-compatibility/2006" xmlns:aink="http://schemas.microsoft.com/office/drawing/2016/ink" xmlns:am3d="http://schemas.microsoft.com/office/drawing/2017/model3d" xmlns:o="urn:schemas-microsoft-com:office:office" xmlns:oel="http://schemas.microsoft.com/office/2019/extlst" xmlns:r="http://schemas.openxmlformats.org/officeDocument/2006/relationships" xmlns:m="http://schemas.openxmlformats.org/officeDocument/2006/math" xmlns:v="urn:schemas-microsoft-com:vml" xmlns:wp14="http://schemas.microsoft.com/office/word/2010/wordprocessingDrawing" xmlns:wp="http://schemas.openxmlformats.org/drawingml/2006/wordprocessingDrawing" xmlns:w10="urn:schemas-microsoft-com:office:word" xmlns:w="http://schemas.openxmlformats.org/wordprocessingml/2006/main" xmlns:w14="http://schemas.microsoft.com/office/word/2010/wordml" xmlns:w15="http://schemas.microsoft.com/office/word/2012/wordml" xmlns:w16cex="http://schemas.microsoft.com/office/word/2018/wordml/cex" xmlns:w16cid="http://schemas.microsoft.com/office/word/2016/wordml/cid" xmlns:w16="http://schemas.microsoft.com/office/word/2018/wordml" xmlns:w16du="http://schemas.microsoft.com/office/word/2023/wordml/word16du" xmlns:w16sdtdh="http://schemas.microsoft.com/office/word/2020/wordml/sdtdatahash" xmlns:w16sdtfl="http://schemas.microsoft.com/office/word/2024/wordml/sdtformatlock" xmlns:w16se="http://schemas.microsoft.com/office/word/2015/wordml/symex" xmlns:wpg="http://schemas.microsoft.com/office/word/2010/wordprocessingGroup" xmlns:wpi="http://schemas.microsoft.com/office/word/2010/wordprocessingInk" xmlns:wne="http://schemas.microsoft.com/office/word/2006/wordml" xmlns:wps="http://schemas.microsoft.com/office/word/2010/wordprocessingShape" mc:Ignorable="w14 w15 w16se w16cid w16 w16cex w16sdtdh w16sdtfl w16du wp14">
   <w:abstractNum w:abstractNumId="0" w15:restartNumberingAfterBreak="0">
     <w:nsid w:val="03DB0EB4"/>
     <w:multiLevelType w:val="multilevel"/>
@@ -454,17 +510,17 @@
       </w:rPr>
     </w:lvl>
   </w:abstractNum>
-  <w:num w:numId="1">
+  <w:num w:numId="1" w16cid:durableId="1653562278">
     <w:abstractNumId w:val="1"/>
   </w:num>
-  <w:num w:numId="2">
+  <w:num w:numId="2" w16cid:durableId="1633637989">
     <w:abstractNumId w:val="0"/>
   </w:num>
 </w:numbering>
 </file>
 
 <file path=word/styles.xml><?xml version="1.0" encoding="utf-8"?>
-<w:styles xmlns:mc="http://schemas.openxmlformats.org/markup-compatibility/2006" xmlns:r="http://schemas.openxmlformats.org/officeDocument/2006/relationships" xmlns:w="http://schemas.openxmlformats.org/wordprocessingml/2006/main" xmlns:w14="http://schemas.microsoft.com/office/word/2010/wordml" xmlns:w15="http://schemas.microsoft.com/office/word/2012/wordml" xmlns:w16cex="http://schemas.microsoft.com/office/word/2018/wordml/cex" xmlns:w16cid="http://schemas.microsoft.com/office/word/2016/wordml/cid" xmlns:w16="http://schemas.microsoft.com/office/word/2018/wordml" xmlns:w16sdtdh="http://schemas.microsoft.com/office/word/2020/wordml/sdtdatahash" xmlns:w16se="http://schemas.microsoft.com/office/word/2015/wordml/symex" mc:Ignorable="w14 w15 w16se w16cid w16 w16cex w16sdtdh">
+<w:styles xmlns:mc="http://schemas.openxmlformats.org/markup-compatibility/2006" xmlns:r="http://schemas.openxmlformats.org/officeDocument/2006/relationships" xmlns:w="http://schemas.openxmlformats.org/wordprocessingml/2006/main" xmlns:w14="http://schemas.microsoft.com/office/word/2010/wordml" xmlns:w15="http://schemas.microsoft.com/office/word/2012/wordml" xmlns:w16cex="http://schemas.microsoft.com/office/word/2018/wordml/cex" xmlns:w16cid="http://schemas.microsoft.com/office/word/2016/wordml/cid" xmlns:w16="http://schemas.microsoft.com/office/word/2018/wordml" xmlns:w16du="http://schemas.microsoft.com/office/word/2023/wordml/word16du" xmlns:w16sdtdh="http://schemas.microsoft.com/office/word/2020/wordml/sdtdatahash" xmlns:w16sdtfl="http://schemas.microsoft.com/office/word/2024/wordml/sdtformatlock" xmlns:w16se="http://schemas.microsoft.com/office/word/2015/wordml/symex" mc:Ignorable="w14 w15 w16se w16cid w16 w16cex w16sdtdh w16sdtfl w16du">
   <w:docDefaults>
     <w:rPrDefault>
       <w:rPr>
@@ -865,7 +921,6 @@
   <w:style w:type="character" w:default="1" w:styleId="Fuentedeprrafopredeter">
     <w:name w:val="Default Paragraph Font"/>
     <w:uiPriority w:val="1"/>
-    <w:semiHidden/>
     <w:unhideWhenUsed/>
   </w:style>
   <w:style w:type="table" w:default="1" w:styleId="Tablanormal">
@@ -893,7 +948,6 @@
     <w:name w:val="Normal (Web)"/>
     <w:basedOn w:val="Normal"/>
     <w:uiPriority w:val="99"/>
-    <w:semiHidden/>
     <w:unhideWhenUsed/>
     <w:rsid w:val="009418F8"/>
     <w:pPr>
@@ -916,6 +970,25 @@
       <w:b/>
       <w:bCs/>
     </w:rPr>
+  </w:style>
+  <w:style w:type="table" w:styleId="Tablaconcuadrcula">
+    <w:name w:val="Table Grid"/>
+    <w:basedOn w:val="Tablanormal"/>
+    <w:uiPriority w:val="39"/>
+    <w:rsid w:val="00811852"/>
+    <w:pPr>
+      <w:spacing w:after="0" w:line="240" w:lineRule="auto"/>
+    </w:pPr>
+    <w:tblPr>
+      <w:tblBorders>
+        <w:top w:val="single" w:sz="4" w:space="0" w:color="auto"/>
+        <w:left w:val="single" w:sz="4" w:space="0" w:color="auto"/>
+        <w:bottom w:val="single" w:sz="4" w:space="0" w:color="auto"/>
+        <w:right w:val="single" w:sz="4" w:space="0" w:color="auto"/>
+        <w:insideH w:val="single" w:sz="4" w:space="0" w:color="auto"/>
+        <w:insideV w:val="single" w:sz="4" w:space="0" w:color="auto"/>
+      </w:tblBorders>
+    </w:tblPr>
   </w:style>
 </w:styles>
 </file>

--- a/2026/GAEBELER 1949/Entrega de Gabebeler.docx
+++ b/2026/GAEBELER 1949/Entrega de Gabebeler.docx
@@ -8,14 +8,14 @@
       </w:pPr>
       <w:r>
         <w:rPr>
-          <w:rStyle w:val="Textoennegrita"/>
+          <w:rStyle w:val="Fuerte"/>
         </w:rPr>
         <w:t xml:space="preserve">Entrega Edificio </w:t>
       </w:r>
       <w:proofErr w:type="spellStart"/>
       <w:r>
         <w:rPr>
-          <w:rStyle w:val="Textoennegrita"/>
+          <w:rStyle w:val="Fuerte"/>
         </w:rPr>
         <w:t>Gaebeler</w:t>
       </w:r>
@@ -43,14 +43,19 @@
         <w:t>El cierre del mes de</w:t>
       </w:r>
       <w:r>
-        <w:t xml:space="preserve"> Febrero</w:t>
-      </w:r>
+        <w:t xml:space="preserve"> </w:t>
+      </w:r>
+      <w:proofErr w:type="gramStart"/>
+      <w:r>
+        <w:t>Febrero</w:t>
+      </w:r>
+      <w:proofErr w:type="gramEnd"/>
       <w:r>
         <w:t xml:space="preserve"> arrojó una caja de </w:t>
       </w:r>
       <w:r>
         <w:rPr>
-          <w:rStyle w:val="Textoennegrita"/>
+          <w:rStyle w:val="Fuerte"/>
         </w:rPr>
         <w:t>$</w:t>
       </w:r>
@@ -135,8 +140,13 @@
         <w:t xml:space="preserve">recibieron ingresos por pago de expensas por: </w:t>
       </w:r>
       <w:r>
-        <w:t xml:space="preserve">$1.152.127,29 </w:t>
-      </w:r>
+        <w:t xml:space="preserve">$986.668,29 </w:t>
+      </w:r>
+    </w:p>
+    <w:p>
+      <w:pPr>
+        <w:pStyle w:val="NormalWeb"/>
+      </w:pPr>
     </w:p>
     <w:p>
       <w:pPr>
@@ -155,13 +165,13 @@
     <w:p>
       <w:pPr>
         <w:rPr>
+          <w:rFonts w:ascii="Times New Roman" w:eastAsia="Times New Roman" w:hAnsi="Times New Roman" w:cs="Times New Roman"/>
           <w:b/>
           <w:bCs/>
-          <w:i/>
-          <w:iCs/>
           <w:sz w:val="20"/>
           <w:szCs w:val="20"/>
           <w:u w:val="single"/>
+          <w:lang w:eastAsia="es-AR"/>
         </w:rPr>
       </w:pPr>
       <w:r>
@@ -178,7 +188,7 @@
       </w:r>
       <w:r>
         <w:rPr>
-          <w:rStyle w:val="Textoennegrita"/>
+          <w:rStyle w:val="Fuerte"/>
           <w:b w:val="0"/>
           <w:bCs w:val="0"/>
           <w:sz w:val="20"/>
@@ -197,8 +207,21 @@
           <w:u w:val="single"/>
           <w:lang w:eastAsia="es-AR"/>
         </w:rPr>
-        <w:t>2.132.618,63</w:t>
-      </w:r>
+        <w:t xml:space="preserve"> 2.298.077,63 </w:t>
+      </w:r>
+    </w:p>
+    <w:p>
+      <w:pPr>
+        <w:rPr>
+          <w:b/>
+          <w:bCs/>
+          <w:i/>
+          <w:iCs/>
+          <w:sz w:val="20"/>
+          <w:szCs w:val="20"/>
+          <w:u w:val="single"/>
+        </w:rPr>
+      </w:pPr>
     </w:p>
     <w:sectPr>
       <w:pgSz w:w="11906" w:h="16838"/>
@@ -960,7 +983,7 @@
       <w:lang w:eastAsia="es-AR"/>
     </w:rPr>
   </w:style>
-  <w:style w:type="character" w:styleId="Textoennegrita">
+  <w:style w:type="character" w:styleId="Fuerte">
     <w:name w:val="Strong"/>
     <w:basedOn w:val="Fuentedeprrafopredeter"/>
     <w:uiPriority w:val="22"/>
